--- a/docs/developpement/phases/word/PHASE_41_CENTRE_DALERTES_ET_RUPTURE_DE_STOCK_POUSSEE_SUR_LE_TELEPHONE.docx
+++ b/docs/developpement/phases/word/PHASE_41_CENTRE_DALERTES_ET_RUPTURE_DE_STOCK_POUSSEE_SUR_LE_TELEPHONE.docx
@@ -20,7 +20,7 @@
       <w:r>
         <w:t xml:space="preserve">FlaiX Expert · dossier de développement · généré le 2026-10-19 depuis le dépôt </w:t>
       </w:r>
-      <w:hyperlink w:history="1" r:id="rIdolmskfno7mcv78sgt9dy1">
+      <w:hyperlink w:history="1" r:id="rId9vdqn6u9gv86nxal4ozue">
         <w:r>
           <w:rPr>
             <w:rStyle w:val="Hyperlink"/>
@@ -882,7 +882,7 @@
           <w:numId w:val="3"/>
         </w:numPr>
       </w:pPr>
-      <w:hyperlink w:history="1" r:id="rIdticxuh4q1mfzt5rwx577n">
+      <w:hyperlink w:history="1" r:id="rIds4snyhxsnkxciruo4rcgm">
         <w:r>
           <w:rPr>
             <w:rStyle w:val="Hyperlink"/>
@@ -930,7 +930,7 @@
       <w:r>
         <w:t xml:space="preserve"> — créé — </w:t>
       </w:r>
-      <w:hyperlink w:history="1" r:id="rIdwrdglkqo8mfzbbsnqbbfl">
+      <w:hyperlink w:history="1" r:id="rId-q-1adz5e-qub5acmi148">
         <w:r>
           <w:rPr>
             <w:rStyle w:val="Hyperlink"/>
@@ -967,7 +967,7 @@
       <w:r>
         <w:t xml:space="preserve"> — créé — </w:t>
       </w:r>
-      <w:hyperlink w:history="1" r:id="rIdusqsgudyl72k1qys8ejzq">
+      <w:hyperlink w:history="1" r:id="rIdmz4x9wsahwnrvbojicjrj">
         <w:r>
           <w:rPr>
             <w:rStyle w:val="Hyperlink"/>
@@ -996,7 +996,7 @@
       <w:r>
         <w:t xml:space="preserve"> — créé — </w:t>
       </w:r>
-      <w:hyperlink w:history="1" r:id="rIdyxiz5rwq7oft31muuvslz">
+      <w:hyperlink w:history="1" r:id="rIdownoy-mtydrptm7zevhde">
         <w:r>
           <w:rPr>
             <w:rStyle w:val="Hyperlink"/>
@@ -1033,7 +1033,7 @@
       <w:r>
         <w:t xml:space="preserve"> — créé — </w:t>
       </w:r>
-      <w:hyperlink w:history="1" r:id="rIdmni1xy_cpdynt573jcw-r">
+      <w:hyperlink w:history="1" r:id="rIdzqpgx8zy0jlgt95qrg1i9">
         <w:r>
           <w:rPr>
             <w:rStyle w:val="Hyperlink"/>
@@ -1062,7 +1062,7 @@
       <w:r>
         <w:t xml:space="preserve"> — modifié — </w:t>
       </w:r>
-      <w:hyperlink w:history="1" r:id="rIdx3ah4z0rutjodcvgbhh3b">
+      <w:hyperlink w:history="1" r:id="rId-avtiafpaorbvjy8ctmn7">
         <w:r>
           <w:rPr>
             <w:rStyle w:val="Hyperlink"/>
@@ -1091,7 +1091,7 @@
       <w:r>
         <w:t xml:space="preserve"> — modifié — </w:t>
       </w:r>
-      <w:hyperlink w:history="1" r:id="rIdpalizgp9frdvnui8dc0ub">
+      <w:hyperlink w:history="1" r:id="rIdur0rzogf2ogmcf6f-tzzd">
         <w:r>
           <w:rPr>
             <w:rStyle w:val="Hyperlink"/>
@@ -1128,7 +1128,7 @@
       <w:r>
         <w:t xml:space="preserve"> — créé — </w:t>
       </w:r>
-      <w:hyperlink w:history="1" r:id="rIdcrmbggsj56ac2gerruwpc">
+      <w:hyperlink w:history="1" r:id="rIdipeanzx4d-w8gl8cd-2r7">
         <w:r>
           <w:rPr>
             <w:rStyle w:val="Hyperlink"/>
@@ -1157,7 +1157,7 @@
       <w:r>
         <w:t xml:space="preserve"> — modifié — </w:t>
       </w:r>
-      <w:hyperlink w:history="1" r:id="rId2qya7kakbplr4ltupbm11">
+      <w:hyperlink w:history="1" r:id="rIdmzxlejrc6zr9ysbrssepd">
         <w:r>
           <w:rPr>
             <w:rStyle w:val="Hyperlink"/>
@@ -1186,7 +1186,7 @@
       <w:r>
         <w:t xml:space="preserve"> — modifié — </w:t>
       </w:r>
-      <w:hyperlink w:history="1" r:id="rIdf8j1cuybz5xmk5tpah9mk">
+      <w:hyperlink w:history="1" r:id="rIdfokp_w2plbogw_ike8fyz">
         <w:r>
           <w:rPr>
             <w:rStyle w:val="Hyperlink"/>
@@ -1215,7 +1215,7 @@
       <w:r>
         <w:t xml:space="preserve"> — modifié — </w:t>
       </w:r>
-      <w:hyperlink w:history="1" r:id="rId4cgqpfvvrblt-ayau3-pq">
+      <w:hyperlink w:history="1" r:id="rIdj1nyadxrf_whlhfgqlwh3">
         <w:r>
           <w:rPr>
             <w:rStyle w:val="Hyperlink"/>
@@ -1244,7 +1244,7 @@
       <w:r>
         <w:t xml:space="preserve"> — modifié — </w:t>
       </w:r>
-      <w:hyperlink w:history="1" r:id="rId5odls4lx_pilzi0wlnsny">
+      <w:hyperlink w:history="1" r:id="rIduw9echfu_wtinzahymeol">
         <w:r>
           <w:rPr>
             <w:rStyle w:val="Hyperlink"/>
@@ -1281,7 +1281,7 @@
       <w:r>
         <w:t xml:space="preserve"> — modifié — </w:t>
       </w:r>
-      <w:hyperlink w:history="1" r:id="rIdspobkyxzerarzpsg0w6im">
+      <w:hyperlink w:history="1" r:id="rId9bfogtyqhtst9hyys7qqf">
         <w:r>
           <w:rPr>
             <w:rStyle w:val="Hyperlink"/>
@@ -1310,7 +1310,7 @@
       <w:r>
         <w:t xml:space="preserve"> — créé — </w:t>
       </w:r>
-      <w:hyperlink w:history="1" r:id="rIdhjdb9taaqvwshhamzjuph">
+      <w:hyperlink w:history="1" r:id="rId5fjik87civ2lcubeqpz-0">
         <w:r>
           <w:rPr>
             <w:rStyle w:val="Hyperlink"/>
@@ -1339,7 +1339,7 @@
       <w:r>
         <w:t xml:space="preserve"> — créé — </w:t>
       </w:r>
-      <w:hyperlink w:history="1" r:id="rIdxie3sqorg8hwatusfffyc">
+      <w:hyperlink w:history="1" r:id="rIdrsum4s4gaygtn78dnlbrv">
         <w:r>
           <w:rPr>
             <w:rStyle w:val="Hyperlink"/>
@@ -1368,7 +1368,7 @@
       <w:r>
         <w:t xml:space="preserve"> — modifié — </w:t>
       </w:r>
-      <w:hyperlink w:history="1" r:id="rIdvj-nh7uqsr-gp3ibncqyh">
+      <w:hyperlink w:history="1" r:id="rIdpy8vtydpg_upisqj7uvfs">
         <w:r>
           <w:rPr>
             <w:rStyle w:val="Hyperlink"/>
@@ -1397,7 +1397,7 @@
       <w:r>
         <w:t xml:space="preserve"> — modifié — </w:t>
       </w:r>
-      <w:hyperlink w:history="1" r:id="rId6z5eomj4ly_fbu9q13hrx">
+      <w:hyperlink w:history="1" r:id="rIdxr_uq0ojknyzles8vj6vq">
         <w:r>
           <w:rPr>
             <w:rStyle w:val="Hyperlink"/>
@@ -1426,7 +1426,7 @@
       <w:r>
         <w:t xml:space="preserve"> — modifié — </w:t>
       </w:r>
-      <w:hyperlink w:history="1" r:id="rIdp_wcv7igldrxnkw4ueg2h">
+      <w:hyperlink w:history="1" r:id="rIdnjcupurzrf3sn7qkrysqo">
         <w:r>
           <w:rPr>
             <w:rStyle w:val="Hyperlink"/>
@@ -1455,7 +1455,7 @@
       <w:r>
         <w:t xml:space="preserve"> — modifié — </w:t>
       </w:r>
-      <w:hyperlink w:history="1" r:id="rIdnv2aatulwf30klswkpvlw">
+      <w:hyperlink w:history="1" r:id="rIdycf6mwja3eohdn9jomm4w">
         <w:r>
           <w:rPr>
             <w:rStyle w:val="Hyperlink"/>

--- a/docs/developpement/phases/word/PHASE_41_CENTRE_DALERTES_ET_RUPTURE_DE_STOCK_POUSSEE_SUR_LE_TELEPHONE.docx
+++ b/docs/developpement/phases/word/PHASE_41_CENTRE_DALERTES_ET_RUPTURE_DE_STOCK_POUSSEE_SUR_LE_TELEPHONE.docx
@@ -20,7 +20,7 @@
       <w:r>
         <w:t xml:space="preserve">FlaiX Expert · dossier de développement · généré le 2026-10-19 depuis le dépôt </w:t>
       </w:r>
-      <w:hyperlink w:history="1" r:id="rId9vdqn6u9gv86nxal4ozue">
+      <w:hyperlink w:history="1" r:id="rIdnrsbabejvdjww8s5yen6a">
         <w:r>
           <w:rPr>
             <w:rStyle w:val="Hyperlink"/>
@@ -882,7 +882,7 @@
           <w:numId w:val="3"/>
         </w:numPr>
       </w:pPr>
-      <w:hyperlink w:history="1" r:id="rIds4snyhxsnkxciruo4rcgm">
+      <w:hyperlink w:history="1" r:id="rIdplmmi1i4aoht2glob_b7h">
         <w:r>
           <w:rPr>
             <w:rStyle w:val="Hyperlink"/>
@@ -930,7 +930,7 @@
       <w:r>
         <w:t xml:space="preserve"> — créé — </w:t>
       </w:r>
-      <w:hyperlink w:history="1" r:id="rId-q-1adz5e-qub5acmi148">
+      <w:hyperlink w:history="1" r:id="rIda2ieoiaw3cuzmh9wgicso">
         <w:r>
           <w:rPr>
             <w:rStyle w:val="Hyperlink"/>
@@ -967,7 +967,7 @@
       <w:r>
         <w:t xml:space="preserve"> — créé — </w:t>
       </w:r>
-      <w:hyperlink w:history="1" r:id="rIdmz4x9wsahwnrvbojicjrj">
+      <w:hyperlink w:history="1" r:id="rIdyjqre1u3tlzcngmomh6bf">
         <w:r>
           <w:rPr>
             <w:rStyle w:val="Hyperlink"/>
@@ -996,7 +996,7 @@
       <w:r>
         <w:t xml:space="preserve"> — créé — </w:t>
       </w:r>
-      <w:hyperlink w:history="1" r:id="rIdownoy-mtydrptm7zevhde">
+      <w:hyperlink w:history="1" r:id="rIdecuxu3zbk8wf9dx7cd1xc">
         <w:r>
           <w:rPr>
             <w:rStyle w:val="Hyperlink"/>
@@ -1033,7 +1033,7 @@
       <w:r>
         <w:t xml:space="preserve"> — créé — </w:t>
       </w:r>
-      <w:hyperlink w:history="1" r:id="rIdzqpgx8zy0jlgt95qrg1i9">
+      <w:hyperlink w:history="1" r:id="rId5ebnxbf5dw6zybqiwrg_b">
         <w:r>
           <w:rPr>
             <w:rStyle w:val="Hyperlink"/>
@@ -1062,7 +1062,7 @@
       <w:r>
         <w:t xml:space="preserve"> — modifié — </w:t>
       </w:r>
-      <w:hyperlink w:history="1" r:id="rId-avtiafpaorbvjy8ctmn7">
+      <w:hyperlink w:history="1" r:id="rIdxrb6eri6rwzzqjkkgsp6f">
         <w:r>
           <w:rPr>
             <w:rStyle w:val="Hyperlink"/>
@@ -1091,7 +1091,7 @@
       <w:r>
         <w:t xml:space="preserve"> — modifié — </w:t>
       </w:r>
-      <w:hyperlink w:history="1" r:id="rIdur0rzogf2ogmcf6f-tzzd">
+      <w:hyperlink w:history="1" r:id="rIdmu_dliv8zgir4hrg4dnda">
         <w:r>
           <w:rPr>
             <w:rStyle w:val="Hyperlink"/>
@@ -1128,7 +1128,7 @@
       <w:r>
         <w:t xml:space="preserve"> — créé — </w:t>
       </w:r>
-      <w:hyperlink w:history="1" r:id="rIdipeanzx4d-w8gl8cd-2r7">
+      <w:hyperlink w:history="1" r:id="rIdwsqvgg5delwyflkon8b_d">
         <w:r>
           <w:rPr>
             <w:rStyle w:val="Hyperlink"/>
@@ -1157,7 +1157,7 @@
       <w:r>
         <w:t xml:space="preserve"> — modifié — </w:t>
       </w:r>
-      <w:hyperlink w:history="1" r:id="rIdmzxlejrc6zr9ysbrssepd">
+      <w:hyperlink w:history="1" r:id="rIdvwobtkukolf9dybm9fanu">
         <w:r>
           <w:rPr>
             <w:rStyle w:val="Hyperlink"/>
@@ -1186,7 +1186,7 @@
       <w:r>
         <w:t xml:space="preserve"> — modifié — </w:t>
       </w:r>
-      <w:hyperlink w:history="1" r:id="rIdfokp_w2plbogw_ike8fyz">
+      <w:hyperlink w:history="1" r:id="rIdinoaabwbu9rhtsxbggcf0">
         <w:r>
           <w:rPr>
             <w:rStyle w:val="Hyperlink"/>
@@ -1215,7 +1215,7 @@
       <w:r>
         <w:t xml:space="preserve"> — modifié — </w:t>
       </w:r>
-      <w:hyperlink w:history="1" r:id="rIdj1nyadxrf_whlhfgqlwh3">
+      <w:hyperlink w:history="1" r:id="rIdwkaae2uinrpg_mngjyesx">
         <w:r>
           <w:rPr>
             <w:rStyle w:val="Hyperlink"/>
@@ -1244,7 +1244,7 @@
       <w:r>
         <w:t xml:space="preserve"> — modifié — </w:t>
       </w:r>
-      <w:hyperlink w:history="1" r:id="rIduw9echfu_wtinzahymeol">
+      <w:hyperlink w:history="1" r:id="rId92nz0trmxgseed0preqvk">
         <w:r>
           <w:rPr>
             <w:rStyle w:val="Hyperlink"/>
@@ -1281,7 +1281,7 @@
       <w:r>
         <w:t xml:space="preserve"> — modifié — </w:t>
       </w:r>
-      <w:hyperlink w:history="1" r:id="rId9bfogtyqhtst9hyys7qqf">
+      <w:hyperlink w:history="1" r:id="rIdfgqrawnywlva5bcsjgwnv">
         <w:r>
           <w:rPr>
             <w:rStyle w:val="Hyperlink"/>
@@ -1310,7 +1310,7 @@
       <w:r>
         <w:t xml:space="preserve"> — créé — </w:t>
       </w:r>
-      <w:hyperlink w:history="1" r:id="rId5fjik87civ2lcubeqpz-0">
+      <w:hyperlink w:history="1" r:id="rIdwapzyufvb-pwfksdkfo61">
         <w:r>
           <w:rPr>
             <w:rStyle w:val="Hyperlink"/>
@@ -1339,7 +1339,7 @@
       <w:r>
         <w:t xml:space="preserve"> — créé — </w:t>
       </w:r>
-      <w:hyperlink w:history="1" r:id="rIdrsum4s4gaygtn78dnlbrv">
+      <w:hyperlink w:history="1" r:id="rId2qtrkuyzewbdxatmtadzg">
         <w:r>
           <w:rPr>
             <w:rStyle w:val="Hyperlink"/>
@@ -1368,7 +1368,7 @@
       <w:r>
         <w:t xml:space="preserve"> — modifié — </w:t>
       </w:r>
-      <w:hyperlink w:history="1" r:id="rIdpy8vtydpg_upisqj7uvfs">
+      <w:hyperlink w:history="1" r:id="rIdbavuvrsviesvyotrecbxu">
         <w:r>
           <w:rPr>
             <w:rStyle w:val="Hyperlink"/>
@@ -1397,7 +1397,7 @@
       <w:r>
         <w:t xml:space="preserve"> — modifié — </w:t>
       </w:r>
-      <w:hyperlink w:history="1" r:id="rIdxr_uq0ojknyzles8vj6vq">
+      <w:hyperlink w:history="1" r:id="rIdfcf-zxaqxve4r8aw3uwsu">
         <w:r>
           <w:rPr>
             <w:rStyle w:val="Hyperlink"/>
@@ -1426,7 +1426,7 @@
       <w:r>
         <w:t xml:space="preserve"> — modifié — </w:t>
       </w:r>
-      <w:hyperlink w:history="1" r:id="rIdnjcupurzrf3sn7qkrysqo">
+      <w:hyperlink w:history="1" r:id="rIdscvpdpbynn5dm-66jjkqe">
         <w:r>
           <w:rPr>
             <w:rStyle w:val="Hyperlink"/>
@@ -1455,7 +1455,7 @@
       <w:r>
         <w:t xml:space="preserve"> — modifié — </w:t>
       </w:r>
-      <w:hyperlink w:history="1" r:id="rIdycf6mwja3eohdn9jomm4w">
+      <w:hyperlink w:history="1" r:id="rIdfccfkwq0aryofxneomq6j">
         <w:r>
           <w:rPr>
             <w:rStyle w:val="Hyperlink"/>

--- a/docs/developpement/phases/word/PHASE_41_CENTRE_DALERTES_ET_RUPTURE_DE_STOCK_POUSSEE_SUR_LE_TELEPHONE.docx
+++ b/docs/developpement/phases/word/PHASE_41_CENTRE_DALERTES_ET_RUPTURE_DE_STOCK_POUSSEE_SUR_LE_TELEPHONE.docx
@@ -20,7 +20,7 @@
       <w:r>
         <w:t xml:space="preserve">FlaiX Expert · dossier de développement · généré le 2026-10-19 depuis le dépôt </w:t>
       </w:r>
-      <w:hyperlink w:history="1" r:id="rIdnrsbabejvdjww8s5yen6a">
+      <w:hyperlink w:history="1" r:id="rIdxwg0vz3kbzrdp1yhbrl9d">
         <w:r>
           <w:rPr>
             <w:rStyle w:val="Hyperlink"/>
@@ -882,7 +882,7 @@
           <w:numId w:val="3"/>
         </w:numPr>
       </w:pPr>
-      <w:hyperlink w:history="1" r:id="rIdplmmi1i4aoht2glob_b7h">
+      <w:hyperlink w:history="1" r:id="rId9pnxsvlll5pdrudceri_2">
         <w:r>
           <w:rPr>
             <w:rStyle w:val="Hyperlink"/>
@@ -930,7 +930,7 @@
       <w:r>
         <w:t xml:space="preserve"> — créé — </w:t>
       </w:r>
-      <w:hyperlink w:history="1" r:id="rIda2ieoiaw3cuzmh9wgicso">
+      <w:hyperlink w:history="1" r:id="rIdvvw64xjwp_xnbqzhtlzjj">
         <w:r>
           <w:rPr>
             <w:rStyle w:val="Hyperlink"/>
@@ -967,7 +967,7 @@
       <w:r>
         <w:t xml:space="preserve"> — créé — </w:t>
       </w:r>
-      <w:hyperlink w:history="1" r:id="rIdyjqre1u3tlzcngmomh6bf">
+      <w:hyperlink w:history="1" r:id="rIdgr3zxvxmz0iewjkex_rrn">
         <w:r>
           <w:rPr>
             <w:rStyle w:val="Hyperlink"/>
@@ -996,7 +996,7 @@
       <w:r>
         <w:t xml:space="preserve"> — créé — </w:t>
       </w:r>
-      <w:hyperlink w:history="1" r:id="rIdecuxu3zbk8wf9dx7cd1xc">
+      <w:hyperlink w:history="1" r:id="rIdiihwzh6r9cp68ojm0tblj">
         <w:r>
           <w:rPr>
             <w:rStyle w:val="Hyperlink"/>
@@ -1033,7 +1033,7 @@
       <w:r>
         <w:t xml:space="preserve"> — créé — </w:t>
       </w:r>
-      <w:hyperlink w:history="1" r:id="rId5ebnxbf5dw6zybqiwrg_b">
+      <w:hyperlink w:history="1" r:id="rIdmdmw0kjbvl_l1em9ofkwr">
         <w:r>
           <w:rPr>
             <w:rStyle w:val="Hyperlink"/>
@@ -1062,7 +1062,7 @@
       <w:r>
         <w:t xml:space="preserve"> — modifié — </w:t>
       </w:r>
-      <w:hyperlink w:history="1" r:id="rIdxrb6eri6rwzzqjkkgsp6f">
+      <w:hyperlink w:history="1" r:id="rIdoksunmm6qi0qfjm2deibk">
         <w:r>
           <w:rPr>
             <w:rStyle w:val="Hyperlink"/>
@@ -1091,7 +1091,7 @@
       <w:r>
         <w:t xml:space="preserve"> — modifié — </w:t>
       </w:r>
-      <w:hyperlink w:history="1" r:id="rIdmu_dliv8zgir4hrg4dnda">
+      <w:hyperlink w:history="1" r:id="rIdzpbvjxhvdvb2yrrr1sbye">
         <w:r>
           <w:rPr>
             <w:rStyle w:val="Hyperlink"/>
@@ -1128,7 +1128,7 @@
       <w:r>
         <w:t xml:space="preserve"> — créé — </w:t>
       </w:r>
-      <w:hyperlink w:history="1" r:id="rIdwsqvgg5delwyflkon8b_d">
+      <w:hyperlink w:history="1" r:id="rIdepgkwv2ly4qgr3bpjvuyo">
         <w:r>
           <w:rPr>
             <w:rStyle w:val="Hyperlink"/>
@@ -1157,7 +1157,7 @@
       <w:r>
         <w:t xml:space="preserve"> — modifié — </w:t>
       </w:r>
-      <w:hyperlink w:history="1" r:id="rIdvwobtkukolf9dybm9fanu">
+      <w:hyperlink w:history="1" r:id="rId7x-trcf-qclsdyxtobkmz">
         <w:r>
           <w:rPr>
             <w:rStyle w:val="Hyperlink"/>
@@ -1186,7 +1186,7 @@
       <w:r>
         <w:t xml:space="preserve"> — modifié — </w:t>
       </w:r>
-      <w:hyperlink w:history="1" r:id="rIdinoaabwbu9rhtsxbggcf0">
+      <w:hyperlink w:history="1" r:id="rIdhjqjkbzwlgp6xduqbkvh4">
         <w:r>
           <w:rPr>
             <w:rStyle w:val="Hyperlink"/>
@@ -1215,7 +1215,7 @@
       <w:r>
         <w:t xml:space="preserve"> — modifié — </w:t>
       </w:r>
-      <w:hyperlink w:history="1" r:id="rIdwkaae2uinrpg_mngjyesx">
+      <w:hyperlink w:history="1" r:id="rId-pmcuk8hxundotc78xmhm">
         <w:r>
           <w:rPr>
             <w:rStyle w:val="Hyperlink"/>
@@ -1244,7 +1244,7 @@
       <w:r>
         <w:t xml:space="preserve"> — modifié — </w:t>
       </w:r>
-      <w:hyperlink w:history="1" r:id="rId92nz0trmxgseed0preqvk">
+      <w:hyperlink w:history="1" r:id="rIdnet7flckzuud8g-tqtukz">
         <w:r>
           <w:rPr>
             <w:rStyle w:val="Hyperlink"/>
@@ -1281,7 +1281,7 @@
       <w:r>
         <w:t xml:space="preserve"> — modifié — </w:t>
       </w:r>
-      <w:hyperlink w:history="1" r:id="rIdfgqrawnywlva5bcsjgwnv">
+      <w:hyperlink w:history="1" r:id="rId-ejrcdf_wphr6xmsiv5cz">
         <w:r>
           <w:rPr>
             <w:rStyle w:val="Hyperlink"/>
@@ -1310,7 +1310,7 @@
       <w:r>
         <w:t xml:space="preserve"> — créé — </w:t>
       </w:r>
-      <w:hyperlink w:history="1" r:id="rIdwapzyufvb-pwfksdkfo61">
+      <w:hyperlink w:history="1" r:id="rIdgpcfubetdefncrfhaixuk">
         <w:r>
           <w:rPr>
             <w:rStyle w:val="Hyperlink"/>
@@ -1339,7 +1339,7 @@
       <w:r>
         <w:t xml:space="preserve"> — créé — </w:t>
       </w:r>
-      <w:hyperlink w:history="1" r:id="rId2qtrkuyzewbdxatmtadzg">
+      <w:hyperlink w:history="1" r:id="rIdqfjjwsqnxv3w7cv_r7dyq">
         <w:r>
           <w:rPr>
             <w:rStyle w:val="Hyperlink"/>
@@ -1368,7 +1368,7 @@
       <w:r>
         <w:t xml:space="preserve"> — modifié — </w:t>
       </w:r>
-      <w:hyperlink w:history="1" r:id="rIdbavuvrsviesvyotrecbxu">
+      <w:hyperlink w:history="1" r:id="rId3m_p0zg7ffqdhlaprvcep">
         <w:r>
           <w:rPr>
             <w:rStyle w:val="Hyperlink"/>
@@ -1397,7 +1397,7 @@
       <w:r>
         <w:t xml:space="preserve"> — modifié — </w:t>
       </w:r>
-      <w:hyperlink w:history="1" r:id="rIdfcf-zxaqxve4r8aw3uwsu">
+      <w:hyperlink w:history="1" r:id="rIdgmxml8hhr44c77czum2ku">
         <w:r>
           <w:rPr>
             <w:rStyle w:val="Hyperlink"/>
@@ -1426,7 +1426,7 @@
       <w:r>
         <w:t xml:space="preserve"> — modifié — </w:t>
       </w:r>
-      <w:hyperlink w:history="1" r:id="rIdscvpdpbynn5dm-66jjkqe">
+      <w:hyperlink w:history="1" r:id="rId-hen-gntcihwrz8onnz6k">
         <w:r>
           <w:rPr>
             <w:rStyle w:val="Hyperlink"/>
@@ -1455,7 +1455,7 @@
       <w:r>
         <w:t xml:space="preserve"> — modifié — </w:t>
       </w:r>
-      <w:hyperlink w:history="1" r:id="rIdfccfkwq0aryofxneomq6j">
+      <w:hyperlink w:history="1" r:id="rIdxbh5tqdxpt8kjdsnyirxp">
         <w:r>
           <w:rPr>
             <w:rStyle w:val="Hyperlink"/>

--- a/docs/developpement/phases/word/PHASE_41_CENTRE_DALERTES_ET_RUPTURE_DE_STOCK_POUSSEE_SUR_LE_TELEPHONE.docx
+++ b/docs/developpement/phases/word/PHASE_41_CENTRE_DALERTES_ET_RUPTURE_DE_STOCK_POUSSEE_SUR_LE_TELEPHONE.docx
@@ -20,7 +20,7 @@
       <w:r>
         <w:t xml:space="preserve">FlaiX Expert · dossier de développement · généré le 2026-10-19 depuis le dépôt </w:t>
       </w:r>
-      <w:hyperlink w:history="1" r:id="rIdxwg0vz3kbzrdp1yhbrl9d">
+      <w:hyperlink w:history="1" r:id="rIdlvpokigyxxyt3zt0adfdc">
         <w:r>
           <w:rPr>
             <w:rStyle w:val="Hyperlink"/>
@@ -882,7 +882,7 @@
           <w:numId w:val="3"/>
         </w:numPr>
       </w:pPr>
-      <w:hyperlink w:history="1" r:id="rId9pnxsvlll5pdrudceri_2">
+      <w:hyperlink w:history="1" r:id="rIddsg0vk7durfxoyrak_rrs">
         <w:r>
           <w:rPr>
             <w:rStyle w:val="Hyperlink"/>
@@ -930,7 +930,7 @@
       <w:r>
         <w:t xml:space="preserve"> — créé — </w:t>
       </w:r>
-      <w:hyperlink w:history="1" r:id="rIdvvw64xjwp_xnbqzhtlzjj">
+      <w:hyperlink w:history="1" r:id="rIdgsvlqb9xzjt6nnktnfnbn">
         <w:r>
           <w:rPr>
             <w:rStyle w:val="Hyperlink"/>
@@ -967,7 +967,7 @@
       <w:r>
         <w:t xml:space="preserve"> — créé — </w:t>
       </w:r>
-      <w:hyperlink w:history="1" r:id="rIdgr3zxvxmz0iewjkex_rrn">
+      <w:hyperlink w:history="1" r:id="rIdvssoiufprorhvauxubmmq">
         <w:r>
           <w:rPr>
             <w:rStyle w:val="Hyperlink"/>
@@ -996,7 +996,7 @@
       <w:r>
         <w:t xml:space="preserve"> — créé — </w:t>
       </w:r>
-      <w:hyperlink w:history="1" r:id="rIdiihwzh6r9cp68ojm0tblj">
+      <w:hyperlink w:history="1" r:id="rIdiiglfqxcmp-vm1jbmuxe5">
         <w:r>
           <w:rPr>
             <w:rStyle w:val="Hyperlink"/>
@@ -1033,7 +1033,7 @@
       <w:r>
         <w:t xml:space="preserve"> — créé — </w:t>
       </w:r>
-      <w:hyperlink w:history="1" r:id="rIdmdmw0kjbvl_l1em9ofkwr">
+      <w:hyperlink w:history="1" r:id="rId6_f7oadyobofoqcab-nzu">
         <w:r>
           <w:rPr>
             <w:rStyle w:val="Hyperlink"/>
@@ -1062,7 +1062,7 @@
       <w:r>
         <w:t xml:space="preserve"> — modifié — </w:t>
       </w:r>
-      <w:hyperlink w:history="1" r:id="rIdoksunmm6qi0qfjm2deibk">
+      <w:hyperlink w:history="1" r:id="rIdf7v1t51mxodkei-txjx8p">
         <w:r>
           <w:rPr>
             <w:rStyle w:val="Hyperlink"/>
@@ -1091,7 +1091,7 @@
       <w:r>
         <w:t xml:space="preserve"> — modifié — </w:t>
       </w:r>
-      <w:hyperlink w:history="1" r:id="rIdzpbvjxhvdvb2yrrr1sbye">
+      <w:hyperlink w:history="1" r:id="rIdcljeon_fgmttrywbxkt-b">
         <w:r>
           <w:rPr>
             <w:rStyle w:val="Hyperlink"/>
@@ -1128,7 +1128,7 @@
       <w:r>
         <w:t xml:space="preserve"> — créé — </w:t>
       </w:r>
-      <w:hyperlink w:history="1" r:id="rIdepgkwv2ly4qgr3bpjvuyo">
+      <w:hyperlink w:history="1" r:id="rIdvfabrjqu3twifelmqo8vm">
         <w:r>
           <w:rPr>
             <w:rStyle w:val="Hyperlink"/>
@@ -1157,7 +1157,7 @@
       <w:r>
         <w:t xml:space="preserve"> — modifié — </w:t>
       </w:r>
-      <w:hyperlink w:history="1" r:id="rId7x-trcf-qclsdyxtobkmz">
+      <w:hyperlink w:history="1" r:id="rIdhn2b5eq37py0h94rvf6wa">
         <w:r>
           <w:rPr>
             <w:rStyle w:val="Hyperlink"/>
@@ -1186,7 +1186,7 @@
       <w:r>
         <w:t xml:space="preserve"> — modifié — </w:t>
       </w:r>
-      <w:hyperlink w:history="1" r:id="rIdhjqjkbzwlgp6xduqbkvh4">
+      <w:hyperlink w:history="1" r:id="rId9k_m8vw-dsprraxor3ckb">
         <w:r>
           <w:rPr>
             <w:rStyle w:val="Hyperlink"/>
@@ -1215,7 +1215,7 @@
       <w:r>
         <w:t xml:space="preserve"> — modifié — </w:t>
       </w:r>
-      <w:hyperlink w:history="1" r:id="rId-pmcuk8hxundotc78xmhm">
+      <w:hyperlink w:history="1" r:id="rId5axfrmh-s1-3eiy3mtkqp">
         <w:r>
           <w:rPr>
             <w:rStyle w:val="Hyperlink"/>
@@ -1244,7 +1244,7 @@
       <w:r>
         <w:t xml:space="preserve"> — modifié — </w:t>
       </w:r>
-      <w:hyperlink w:history="1" r:id="rIdnet7flckzuud8g-tqtukz">
+      <w:hyperlink w:history="1" r:id="rIdu1qixnalrbrkn5ycsbwcn">
         <w:r>
           <w:rPr>
             <w:rStyle w:val="Hyperlink"/>
@@ -1281,7 +1281,7 @@
       <w:r>
         <w:t xml:space="preserve"> — modifié — </w:t>
       </w:r>
-      <w:hyperlink w:history="1" r:id="rId-ejrcdf_wphr6xmsiv5cz">
+      <w:hyperlink w:history="1" r:id="rIdbgitvlfg4byxn9rhzmite">
         <w:r>
           <w:rPr>
             <w:rStyle w:val="Hyperlink"/>
@@ -1310,7 +1310,7 @@
       <w:r>
         <w:t xml:space="preserve"> — créé — </w:t>
       </w:r>
-      <w:hyperlink w:history="1" r:id="rIdgpcfubetdefncrfhaixuk">
+      <w:hyperlink w:history="1" r:id="rIdwsoi9pfth6-ffevvu7sxc">
         <w:r>
           <w:rPr>
             <w:rStyle w:val="Hyperlink"/>
@@ -1339,7 +1339,7 @@
       <w:r>
         <w:t xml:space="preserve"> — créé — </w:t>
       </w:r>
-      <w:hyperlink w:history="1" r:id="rIdqfjjwsqnxv3w7cv_r7dyq">
+      <w:hyperlink w:history="1" r:id="rId3qsceanosyc2qr47sv_l8">
         <w:r>
           <w:rPr>
             <w:rStyle w:val="Hyperlink"/>
@@ -1368,7 +1368,7 @@
       <w:r>
         <w:t xml:space="preserve"> — modifié — </w:t>
       </w:r>
-      <w:hyperlink w:history="1" r:id="rId3m_p0zg7ffqdhlaprvcep">
+      <w:hyperlink w:history="1" r:id="rIdik_ezymtsksblm1ttohy4">
         <w:r>
           <w:rPr>
             <w:rStyle w:val="Hyperlink"/>
@@ -1397,7 +1397,7 @@
       <w:r>
         <w:t xml:space="preserve"> — modifié — </w:t>
       </w:r>
-      <w:hyperlink w:history="1" r:id="rIdgmxml8hhr44c77czum2ku">
+      <w:hyperlink w:history="1" r:id="rIdjsmlsfvpwvgvtdcdtrls6">
         <w:r>
           <w:rPr>
             <w:rStyle w:val="Hyperlink"/>
@@ -1426,7 +1426,7 @@
       <w:r>
         <w:t xml:space="preserve"> — modifié — </w:t>
       </w:r>
-      <w:hyperlink w:history="1" r:id="rId-hen-gntcihwrz8onnz6k">
+      <w:hyperlink w:history="1" r:id="rIdv0fsn4xj0tbzdt_wcmili">
         <w:r>
           <w:rPr>
             <w:rStyle w:val="Hyperlink"/>
@@ -1455,7 +1455,7 @@
       <w:r>
         <w:t xml:space="preserve"> — modifié — </w:t>
       </w:r>
-      <w:hyperlink w:history="1" r:id="rIdxbh5tqdxpt8kjdsnyirxp">
+      <w:hyperlink w:history="1" r:id="rIdw14mv7hogau34phwwsed4">
         <w:r>
           <w:rPr>
             <w:rStyle w:val="Hyperlink"/>

--- a/docs/developpement/phases/word/PHASE_41_CENTRE_DALERTES_ET_RUPTURE_DE_STOCK_POUSSEE_SUR_LE_TELEPHONE.docx
+++ b/docs/developpement/phases/word/PHASE_41_CENTRE_DALERTES_ET_RUPTURE_DE_STOCK_POUSSEE_SUR_LE_TELEPHONE.docx
@@ -18,9 +18,9 @@
         <w:shd w:fill="F6F3FF" w:color="auto" w:val="clear"/>
       </w:pPr>
       <w:r>
-        <w:t xml:space="preserve">FlaiX Expert · dossier de développement · généré le 2026-10-19 depuis le dépôt </w:t>
-      </w:r>
-      <w:hyperlink w:history="1" r:id="rIdlvpokigyxxyt3zt0adfdc">
+        <w:t xml:space="preserve">FlaiX Expert · dossier de développement · généré le 2026-10-21 depuis le dépôt </w:t>
+      </w:r>
+      <w:hyperlink w:history="1" r:id="rIdeyv9-3wtq04gtb84-nghr">
         <w:r>
           <w:rPr>
             <w:rStyle w:val="Hyperlink"/>
@@ -882,7 +882,7 @@
           <w:numId w:val="3"/>
         </w:numPr>
       </w:pPr>
-      <w:hyperlink w:history="1" r:id="rIddsg0vk7durfxoyrak_rrs">
+      <w:hyperlink w:history="1" r:id="rIdcmn3homlzbwy8tp4qoaus">
         <w:r>
           <w:rPr>
             <w:rStyle w:val="Hyperlink"/>
@@ -930,7 +930,7 @@
       <w:r>
         <w:t xml:space="preserve"> — créé — </w:t>
       </w:r>
-      <w:hyperlink w:history="1" r:id="rIdgsvlqb9xzjt6nnktnfnbn">
+      <w:hyperlink w:history="1" r:id="rIdrh6kld1cxos1sweeoavjr">
         <w:r>
           <w:rPr>
             <w:rStyle w:val="Hyperlink"/>
@@ -967,7 +967,7 @@
       <w:r>
         <w:t xml:space="preserve"> — créé — </w:t>
       </w:r>
-      <w:hyperlink w:history="1" r:id="rIdvssoiufprorhvauxubmmq">
+      <w:hyperlink w:history="1" r:id="rIdtj_2dcc6fb9orqpyd37a3">
         <w:r>
           <w:rPr>
             <w:rStyle w:val="Hyperlink"/>
@@ -996,7 +996,7 @@
       <w:r>
         <w:t xml:space="preserve"> — créé — </w:t>
       </w:r>
-      <w:hyperlink w:history="1" r:id="rIdiiglfqxcmp-vm1jbmuxe5">
+      <w:hyperlink w:history="1" r:id="rIdkkq_wwyt_fs4qab3_tkyo">
         <w:r>
           <w:rPr>
             <w:rStyle w:val="Hyperlink"/>
@@ -1033,7 +1033,7 @@
       <w:r>
         <w:t xml:space="preserve"> — créé — </w:t>
       </w:r>
-      <w:hyperlink w:history="1" r:id="rId6_f7oadyobofoqcab-nzu">
+      <w:hyperlink w:history="1" r:id="rIdpsn4chp4gh8cgm6q4qgtw">
         <w:r>
           <w:rPr>
             <w:rStyle w:val="Hyperlink"/>
@@ -1062,7 +1062,7 @@
       <w:r>
         <w:t xml:space="preserve"> — modifié — </w:t>
       </w:r>
-      <w:hyperlink w:history="1" r:id="rIdf7v1t51mxodkei-txjx8p">
+      <w:hyperlink w:history="1" r:id="rIddmycqjudne5v0ve0ukg2c">
         <w:r>
           <w:rPr>
             <w:rStyle w:val="Hyperlink"/>
@@ -1091,7 +1091,7 @@
       <w:r>
         <w:t xml:space="preserve"> — modifié — </w:t>
       </w:r>
-      <w:hyperlink w:history="1" r:id="rIdcljeon_fgmttrywbxkt-b">
+      <w:hyperlink w:history="1" r:id="rIdvsvzfemkdpvuh9hfqgnse">
         <w:r>
           <w:rPr>
             <w:rStyle w:val="Hyperlink"/>
@@ -1128,7 +1128,7 @@
       <w:r>
         <w:t xml:space="preserve"> — créé — </w:t>
       </w:r>
-      <w:hyperlink w:history="1" r:id="rIdvfabrjqu3twifelmqo8vm">
+      <w:hyperlink w:history="1" r:id="rId7kby2myb5kbb3w1hafci5">
         <w:r>
           <w:rPr>
             <w:rStyle w:val="Hyperlink"/>
@@ -1157,7 +1157,7 @@
       <w:r>
         <w:t xml:space="preserve"> — modifié — </w:t>
       </w:r>
-      <w:hyperlink w:history="1" r:id="rIdhn2b5eq37py0h94rvf6wa">
+      <w:hyperlink w:history="1" r:id="rIdietzcj8lzf5thm1h0u-mr">
         <w:r>
           <w:rPr>
             <w:rStyle w:val="Hyperlink"/>
@@ -1186,7 +1186,7 @@
       <w:r>
         <w:t xml:space="preserve"> — modifié — </w:t>
       </w:r>
-      <w:hyperlink w:history="1" r:id="rId9k_m8vw-dsprraxor3ckb">
+      <w:hyperlink w:history="1" r:id="rIdsinlr2uzqvjbjscaynwhu">
         <w:r>
           <w:rPr>
             <w:rStyle w:val="Hyperlink"/>
@@ -1215,7 +1215,7 @@
       <w:r>
         <w:t xml:space="preserve"> — modifié — </w:t>
       </w:r>
-      <w:hyperlink w:history="1" r:id="rId5axfrmh-s1-3eiy3mtkqp">
+      <w:hyperlink w:history="1" r:id="rId10p1cllwo2g0jda4dyqtt">
         <w:r>
           <w:rPr>
             <w:rStyle w:val="Hyperlink"/>
@@ -1244,7 +1244,7 @@
       <w:r>
         <w:t xml:space="preserve"> — modifié — </w:t>
       </w:r>
-      <w:hyperlink w:history="1" r:id="rIdu1qixnalrbrkn5ycsbwcn">
+      <w:hyperlink w:history="1" r:id="rIdnw6ahw63e2b8d0ccl46ow">
         <w:r>
           <w:rPr>
             <w:rStyle w:val="Hyperlink"/>
@@ -1281,7 +1281,7 @@
       <w:r>
         <w:t xml:space="preserve"> — modifié — </w:t>
       </w:r>
-      <w:hyperlink w:history="1" r:id="rIdbgitvlfg4byxn9rhzmite">
+      <w:hyperlink w:history="1" r:id="rIdky1g7shoqv4utljmng2zy">
         <w:r>
           <w:rPr>
             <w:rStyle w:val="Hyperlink"/>
@@ -1310,7 +1310,7 @@
       <w:r>
         <w:t xml:space="preserve"> — créé — </w:t>
       </w:r>
-      <w:hyperlink w:history="1" r:id="rIdwsoi9pfth6-ffevvu7sxc">
+      <w:hyperlink w:history="1" r:id="rIdc3sae_x2uzqa9pi8fmf3s">
         <w:r>
           <w:rPr>
             <w:rStyle w:val="Hyperlink"/>
@@ -1339,7 +1339,7 @@
       <w:r>
         <w:t xml:space="preserve"> — créé — </w:t>
       </w:r>
-      <w:hyperlink w:history="1" r:id="rId3qsceanosyc2qr47sv_l8">
+      <w:hyperlink w:history="1" r:id="rId4dv-aq4rii0lk-xq1tuuf">
         <w:r>
           <w:rPr>
             <w:rStyle w:val="Hyperlink"/>
@@ -1368,7 +1368,7 @@
       <w:r>
         <w:t xml:space="preserve"> — modifié — </w:t>
       </w:r>
-      <w:hyperlink w:history="1" r:id="rIdik_ezymtsksblm1ttohy4">
+      <w:hyperlink w:history="1" r:id="rIdqhpbzxdbkdvfdcxy1fw_-">
         <w:r>
           <w:rPr>
             <w:rStyle w:val="Hyperlink"/>
@@ -1397,7 +1397,7 @@
       <w:r>
         <w:t xml:space="preserve"> — modifié — </w:t>
       </w:r>
-      <w:hyperlink w:history="1" r:id="rIdjsmlsfvpwvgvtdcdtrls6">
+      <w:hyperlink w:history="1" r:id="rIdrpbsjdiry-gzu5dzgdnnm">
         <w:r>
           <w:rPr>
             <w:rStyle w:val="Hyperlink"/>
@@ -1426,7 +1426,7 @@
       <w:r>
         <w:t xml:space="preserve"> — modifié — </w:t>
       </w:r>
-      <w:hyperlink w:history="1" r:id="rIdv0fsn4xj0tbzdt_wcmili">
+      <w:hyperlink w:history="1" r:id="rIduauwesttv9l86oihdb5ta">
         <w:r>
           <w:rPr>
             <w:rStyle w:val="Hyperlink"/>
@@ -1455,7 +1455,7 @@
       <w:r>
         <w:t xml:space="preserve"> — modifié — </w:t>
       </w:r>
-      <w:hyperlink w:history="1" r:id="rIdw14mv7hogau34phwwsed4">
+      <w:hyperlink w:history="1" r:id="rId-stzrgavd2csewkojzlnb">
         <w:r>
           <w:rPr>
             <w:rStyle w:val="Hyperlink"/>

--- a/docs/developpement/phases/word/PHASE_41_CENTRE_DALERTES_ET_RUPTURE_DE_STOCK_POUSSEE_SUR_LE_TELEPHONE.docx
+++ b/docs/developpement/phases/word/PHASE_41_CENTRE_DALERTES_ET_RUPTURE_DE_STOCK_POUSSEE_SUR_LE_TELEPHONE.docx
@@ -20,7 +20,7 @@
       <w:r>
         <w:t xml:space="preserve">FlaiX Expert · dossier de développement · généré le 2026-10-21 depuis le dépôt </w:t>
       </w:r>
-      <w:hyperlink w:history="1" r:id="rIdeyv9-3wtq04gtb84-nghr">
+      <w:hyperlink w:history="1" r:id="rIdg9gqfozogulc9rn-ri2fp">
         <w:r>
           <w:rPr>
             <w:rStyle w:val="Hyperlink"/>
@@ -882,7 +882,7 @@
           <w:numId w:val="3"/>
         </w:numPr>
       </w:pPr>
-      <w:hyperlink w:history="1" r:id="rIdcmn3homlzbwy8tp4qoaus">
+      <w:hyperlink w:history="1" r:id="rIdyuod9bpxqg-aiqqojheta">
         <w:r>
           <w:rPr>
             <w:rStyle w:val="Hyperlink"/>
@@ -930,7 +930,7 @@
       <w:r>
         <w:t xml:space="preserve"> — créé — </w:t>
       </w:r>
-      <w:hyperlink w:history="1" r:id="rIdrh6kld1cxos1sweeoavjr">
+      <w:hyperlink w:history="1" r:id="rIdk---zi0jh3a6joqi0qodk">
         <w:r>
           <w:rPr>
             <w:rStyle w:val="Hyperlink"/>
@@ -967,7 +967,7 @@
       <w:r>
         <w:t xml:space="preserve"> — créé — </w:t>
       </w:r>
-      <w:hyperlink w:history="1" r:id="rIdtj_2dcc6fb9orqpyd37a3">
+      <w:hyperlink w:history="1" r:id="rIdn1eym9nkpxkkmuhft-pm8">
         <w:r>
           <w:rPr>
             <w:rStyle w:val="Hyperlink"/>
@@ -996,7 +996,7 @@
       <w:r>
         <w:t xml:space="preserve"> — créé — </w:t>
       </w:r>
-      <w:hyperlink w:history="1" r:id="rIdkkq_wwyt_fs4qab3_tkyo">
+      <w:hyperlink w:history="1" r:id="rIddirg2sgvox-rioiyq298x">
         <w:r>
           <w:rPr>
             <w:rStyle w:val="Hyperlink"/>
@@ -1033,7 +1033,7 @@
       <w:r>
         <w:t xml:space="preserve"> — créé — </w:t>
       </w:r>
-      <w:hyperlink w:history="1" r:id="rIdpsn4chp4gh8cgm6q4qgtw">
+      <w:hyperlink w:history="1" r:id="rIdrw7igpbxkaj--cc9hgbts">
         <w:r>
           <w:rPr>
             <w:rStyle w:val="Hyperlink"/>
@@ -1062,7 +1062,7 @@
       <w:r>
         <w:t xml:space="preserve"> — modifié — </w:t>
       </w:r>
-      <w:hyperlink w:history="1" r:id="rIddmycqjudne5v0ve0ukg2c">
+      <w:hyperlink w:history="1" r:id="rIdz48bfivkdi8wbvfdgce5v">
         <w:r>
           <w:rPr>
             <w:rStyle w:val="Hyperlink"/>
@@ -1091,7 +1091,7 @@
       <w:r>
         <w:t xml:space="preserve"> — modifié — </w:t>
       </w:r>
-      <w:hyperlink w:history="1" r:id="rIdvsvzfemkdpvuh9hfqgnse">
+      <w:hyperlink w:history="1" r:id="rIdlb77q_5nmy6-fyhmjutwg">
         <w:r>
           <w:rPr>
             <w:rStyle w:val="Hyperlink"/>
@@ -1128,7 +1128,7 @@
       <w:r>
         <w:t xml:space="preserve"> — créé — </w:t>
       </w:r>
-      <w:hyperlink w:history="1" r:id="rId7kby2myb5kbb3w1hafci5">
+      <w:hyperlink w:history="1" r:id="rId4ctgjipeypeuzugevz6ga">
         <w:r>
           <w:rPr>
             <w:rStyle w:val="Hyperlink"/>
@@ -1157,7 +1157,7 @@
       <w:r>
         <w:t xml:space="preserve"> — modifié — </w:t>
       </w:r>
-      <w:hyperlink w:history="1" r:id="rIdietzcj8lzf5thm1h0u-mr">
+      <w:hyperlink w:history="1" r:id="rIdave1bgwlifq9-y9c2wbnq">
         <w:r>
           <w:rPr>
             <w:rStyle w:val="Hyperlink"/>
@@ -1186,7 +1186,7 @@
       <w:r>
         <w:t xml:space="preserve"> — modifié — </w:t>
       </w:r>
-      <w:hyperlink w:history="1" r:id="rIdsinlr2uzqvjbjscaynwhu">
+      <w:hyperlink w:history="1" r:id="rIdatxtcbxkzionlmbpvxkbi">
         <w:r>
           <w:rPr>
             <w:rStyle w:val="Hyperlink"/>
@@ -1215,7 +1215,7 @@
       <w:r>
         <w:t xml:space="preserve"> — modifié — </w:t>
       </w:r>
-      <w:hyperlink w:history="1" r:id="rId10p1cllwo2g0jda4dyqtt">
+      <w:hyperlink w:history="1" r:id="rIdz9jyop6qg8-rxyac1rrzs">
         <w:r>
           <w:rPr>
             <w:rStyle w:val="Hyperlink"/>
@@ -1244,7 +1244,7 @@
       <w:r>
         <w:t xml:space="preserve"> — modifié — </w:t>
       </w:r>
-      <w:hyperlink w:history="1" r:id="rIdnw6ahw63e2b8d0ccl46ow">
+      <w:hyperlink w:history="1" r:id="rIdcmojpibqiqyqtf8w8j4s-">
         <w:r>
           <w:rPr>
             <w:rStyle w:val="Hyperlink"/>
@@ -1281,7 +1281,7 @@
       <w:r>
         <w:t xml:space="preserve"> — modifié — </w:t>
       </w:r>
-      <w:hyperlink w:history="1" r:id="rIdky1g7shoqv4utljmng2zy">
+      <w:hyperlink w:history="1" r:id="rIdt80wkg6rrhxs4gwl6d0xp">
         <w:r>
           <w:rPr>
             <w:rStyle w:val="Hyperlink"/>
@@ -1310,7 +1310,7 @@
       <w:r>
         <w:t xml:space="preserve"> — créé — </w:t>
       </w:r>
-      <w:hyperlink w:history="1" r:id="rIdc3sae_x2uzqa9pi8fmf3s">
+      <w:hyperlink w:history="1" r:id="rIdcxy81yrxoprepezwsfmqg">
         <w:r>
           <w:rPr>
             <w:rStyle w:val="Hyperlink"/>
@@ -1339,7 +1339,7 @@
       <w:r>
         <w:t xml:space="preserve"> — créé — </w:t>
       </w:r>
-      <w:hyperlink w:history="1" r:id="rId4dv-aq4rii0lk-xq1tuuf">
+      <w:hyperlink w:history="1" r:id="rIdkjxhfeesh2743ntl8iuo7">
         <w:r>
           <w:rPr>
             <w:rStyle w:val="Hyperlink"/>
@@ -1368,7 +1368,7 @@
       <w:r>
         <w:t xml:space="preserve"> — modifié — </w:t>
       </w:r>
-      <w:hyperlink w:history="1" r:id="rIdqhpbzxdbkdvfdcxy1fw_-">
+      <w:hyperlink w:history="1" r:id="rIdvx4uofwtbpnz3kmfsubpx">
         <w:r>
           <w:rPr>
             <w:rStyle w:val="Hyperlink"/>
@@ -1397,7 +1397,7 @@
       <w:r>
         <w:t xml:space="preserve"> — modifié — </w:t>
       </w:r>
-      <w:hyperlink w:history="1" r:id="rIdrpbsjdiry-gzu5dzgdnnm">
+      <w:hyperlink w:history="1" r:id="rIdzsxfvkohjpmbrbapmi01f">
         <w:r>
           <w:rPr>
             <w:rStyle w:val="Hyperlink"/>
@@ -1426,7 +1426,7 @@
       <w:r>
         <w:t xml:space="preserve"> — modifié — </w:t>
       </w:r>
-      <w:hyperlink w:history="1" r:id="rIduauwesttv9l86oihdb5ta">
+      <w:hyperlink w:history="1" r:id="rIdikclfd3hvxls3rntw8qnf">
         <w:r>
           <w:rPr>
             <w:rStyle w:val="Hyperlink"/>
@@ -1455,7 +1455,7 @@
       <w:r>
         <w:t xml:space="preserve"> — modifié — </w:t>
       </w:r>
-      <w:hyperlink w:history="1" r:id="rId-stzrgavd2csewkojzlnb">
+      <w:hyperlink w:history="1" r:id="rId6be99o2h3idgyfdetjkhz">
         <w:r>
           <w:rPr>
             <w:rStyle w:val="Hyperlink"/>

--- a/docs/developpement/phases/word/PHASE_41_CENTRE_DALERTES_ET_RUPTURE_DE_STOCK_POUSSEE_SUR_LE_TELEPHONE.docx
+++ b/docs/developpement/phases/word/PHASE_41_CENTRE_DALERTES_ET_RUPTURE_DE_STOCK_POUSSEE_SUR_LE_TELEPHONE.docx
@@ -18,9 +18,9 @@
         <w:shd w:fill="F6F3FF" w:color="auto" w:val="clear"/>
       </w:pPr>
       <w:r>
-        <w:t xml:space="preserve">FlaiX Expert · dossier de développement · généré le 2026-10-21 depuis le dépôt </w:t>
-      </w:r>
-      <w:hyperlink w:history="1" r:id="rIdg9gqfozogulc9rn-ri2fp">
+        <w:t xml:space="preserve">FlaiX Expert · dossier de développement · généré le 2026-10-23 depuis le dépôt </w:t>
+      </w:r>
+      <w:hyperlink w:history="1" r:id="rIdegryezjg4klduae2ww1wl">
         <w:r>
           <w:rPr>
             <w:rStyle w:val="Hyperlink"/>
@@ -882,7 +882,7 @@
           <w:numId w:val="3"/>
         </w:numPr>
       </w:pPr>
-      <w:hyperlink w:history="1" r:id="rIdyuod9bpxqg-aiqqojheta">
+      <w:hyperlink w:history="1" r:id="rIdq5dfphed2fubz9fsqaje9">
         <w:r>
           <w:rPr>
             <w:rStyle w:val="Hyperlink"/>
@@ -930,7 +930,7 @@
       <w:r>
         <w:t xml:space="preserve"> — créé — </w:t>
       </w:r>
-      <w:hyperlink w:history="1" r:id="rIdk---zi0jh3a6joqi0qodk">
+      <w:hyperlink w:history="1" r:id="rIddq8uobudozvimerx9o7ga">
         <w:r>
           <w:rPr>
             <w:rStyle w:val="Hyperlink"/>
@@ -967,7 +967,7 @@
       <w:r>
         <w:t xml:space="preserve"> — créé — </w:t>
       </w:r>
-      <w:hyperlink w:history="1" r:id="rIdn1eym9nkpxkkmuhft-pm8">
+      <w:hyperlink w:history="1" r:id="rIdkmb8taciqoffbeutneo4s">
         <w:r>
           <w:rPr>
             <w:rStyle w:val="Hyperlink"/>
@@ -996,7 +996,7 @@
       <w:r>
         <w:t xml:space="preserve"> — créé — </w:t>
       </w:r>
-      <w:hyperlink w:history="1" r:id="rIddirg2sgvox-rioiyq298x">
+      <w:hyperlink w:history="1" r:id="rIdsjcunykq1vuqm-v379jub">
         <w:r>
           <w:rPr>
             <w:rStyle w:val="Hyperlink"/>
@@ -1033,7 +1033,7 @@
       <w:r>
         <w:t xml:space="preserve"> — créé — </w:t>
       </w:r>
-      <w:hyperlink w:history="1" r:id="rIdrw7igpbxkaj--cc9hgbts">
+      <w:hyperlink w:history="1" r:id="rIdx4bzfhpl7rzb0um5eyzsc">
         <w:r>
           <w:rPr>
             <w:rStyle w:val="Hyperlink"/>
@@ -1062,7 +1062,7 @@
       <w:r>
         <w:t xml:space="preserve"> — modifié — </w:t>
       </w:r>
-      <w:hyperlink w:history="1" r:id="rIdz48bfivkdi8wbvfdgce5v">
+      <w:hyperlink w:history="1" r:id="rId13fnxri1wl8c7xghwnvtk">
         <w:r>
           <w:rPr>
             <w:rStyle w:val="Hyperlink"/>
@@ -1091,7 +1091,7 @@
       <w:r>
         <w:t xml:space="preserve"> — modifié — </w:t>
       </w:r>
-      <w:hyperlink w:history="1" r:id="rIdlb77q_5nmy6-fyhmjutwg">
+      <w:hyperlink w:history="1" r:id="rIdswau3fu84ly0x4xfzq14f">
         <w:r>
           <w:rPr>
             <w:rStyle w:val="Hyperlink"/>
@@ -1128,7 +1128,7 @@
       <w:r>
         <w:t xml:space="preserve"> — créé — </w:t>
       </w:r>
-      <w:hyperlink w:history="1" r:id="rId4ctgjipeypeuzugevz6ga">
+      <w:hyperlink w:history="1" r:id="rIdj-_vlr0rmjlt-rkiabixs">
         <w:r>
           <w:rPr>
             <w:rStyle w:val="Hyperlink"/>
@@ -1157,7 +1157,7 @@
       <w:r>
         <w:t xml:space="preserve"> — modifié — </w:t>
       </w:r>
-      <w:hyperlink w:history="1" r:id="rIdave1bgwlifq9-y9c2wbnq">
+      <w:hyperlink w:history="1" r:id="rIdyzdciwvg2pa24mvac9w3z">
         <w:r>
           <w:rPr>
             <w:rStyle w:val="Hyperlink"/>
@@ -1186,7 +1186,7 @@
       <w:r>
         <w:t xml:space="preserve"> — modifié — </w:t>
       </w:r>
-      <w:hyperlink w:history="1" r:id="rIdatxtcbxkzionlmbpvxkbi">
+      <w:hyperlink w:history="1" r:id="rIdutuy2ansp9liiglc1esy9">
         <w:r>
           <w:rPr>
             <w:rStyle w:val="Hyperlink"/>
@@ -1215,7 +1215,7 @@
       <w:r>
         <w:t xml:space="preserve"> — modifié — </w:t>
       </w:r>
-      <w:hyperlink w:history="1" r:id="rIdz9jyop6qg8-rxyac1rrzs">
+      <w:hyperlink w:history="1" r:id="rIdbzztd06i4yloonvbglnxm">
         <w:r>
           <w:rPr>
             <w:rStyle w:val="Hyperlink"/>
@@ -1244,7 +1244,7 @@
       <w:r>
         <w:t xml:space="preserve"> — modifié — </w:t>
       </w:r>
-      <w:hyperlink w:history="1" r:id="rIdcmojpibqiqyqtf8w8j4s-">
+      <w:hyperlink w:history="1" r:id="rId7xbr_hsuwihn44iysl9ae">
         <w:r>
           <w:rPr>
             <w:rStyle w:val="Hyperlink"/>
@@ -1281,7 +1281,7 @@
       <w:r>
         <w:t xml:space="preserve"> — modifié — </w:t>
       </w:r>
-      <w:hyperlink w:history="1" r:id="rIdt80wkg6rrhxs4gwl6d0xp">
+      <w:hyperlink w:history="1" r:id="rIdjg0lmcmjjrjxliixwy8am">
         <w:r>
           <w:rPr>
             <w:rStyle w:val="Hyperlink"/>
@@ -1310,7 +1310,7 @@
       <w:r>
         <w:t xml:space="preserve"> — créé — </w:t>
       </w:r>
-      <w:hyperlink w:history="1" r:id="rIdcxy81yrxoprepezwsfmqg">
+      <w:hyperlink w:history="1" r:id="rIdh9hpbhqbg9iveljnhozrk">
         <w:r>
           <w:rPr>
             <w:rStyle w:val="Hyperlink"/>
@@ -1339,7 +1339,7 @@
       <w:r>
         <w:t xml:space="preserve"> — créé — </w:t>
       </w:r>
-      <w:hyperlink w:history="1" r:id="rIdkjxhfeesh2743ntl8iuo7">
+      <w:hyperlink w:history="1" r:id="rIdydlmzelwwpexhlybnx4pl">
         <w:r>
           <w:rPr>
             <w:rStyle w:val="Hyperlink"/>
@@ -1368,7 +1368,7 @@
       <w:r>
         <w:t xml:space="preserve"> — modifié — </w:t>
       </w:r>
-      <w:hyperlink w:history="1" r:id="rIdvx4uofwtbpnz3kmfsubpx">
+      <w:hyperlink w:history="1" r:id="rIdept0csppxpqiti1kcnjuh">
         <w:r>
           <w:rPr>
             <w:rStyle w:val="Hyperlink"/>
@@ -1397,7 +1397,7 @@
       <w:r>
         <w:t xml:space="preserve"> — modifié — </w:t>
       </w:r>
-      <w:hyperlink w:history="1" r:id="rIdzsxfvkohjpmbrbapmi01f">
+      <w:hyperlink w:history="1" r:id="rIdigbm9ydflry_dmj6lahhe">
         <w:r>
           <w:rPr>
             <w:rStyle w:val="Hyperlink"/>
@@ -1426,7 +1426,7 @@
       <w:r>
         <w:t xml:space="preserve"> — modifié — </w:t>
       </w:r>
-      <w:hyperlink w:history="1" r:id="rIdikclfd3hvxls3rntw8qnf">
+      <w:hyperlink w:history="1" r:id="rIdhd4jfd56xhegsanmobtpn">
         <w:r>
           <w:rPr>
             <w:rStyle w:val="Hyperlink"/>
@@ -1455,7 +1455,7 @@
       <w:r>
         <w:t xml:space="preserve"> — modifié — </w:t>
       </w:r>
-      <w:hyperlink w:history="1" r:id="rId6be99o2h3idgyfdetjkhz">
+      <w:hyperlink w:history="1" r:id="rIdblq9ut2qfb8f4hdmmebzu">
         <w:r>
           <w:rPr>
             <w:rStyle w:val="Hyperlink"/>

--- a/docs/developpement/phases/word/PHASE_41_CENTRE_DALERTES_ET_RUPTURE_DE_STOCK_POUSSEE_SUR_LE_TELEPHONE.docx
+++ b/docs/developpement/phases/word/PHASE_41_CENTRE_DALERTES_ET_RUPTURE_DE_STOCK_POUSSEE_SUR_LE_TELEPHONE.docx
@@ -18,9 +18,9 @@
         <w:shd w:fill="F6F3FF" w:color="auto" w:val="clear"/>
       </w:pPr>
       <w:r>
-        <w:t xml:space="preserve">FlaiX Expert · dossier de développement · généré le 2026-10-23 depuis le dépôt </w:t>
-      </w:r>
-      <w:hyperlink w:history="1" r:id="rIdegryezjg4klduae2ww1wl">
+        <w:t xml:space="preserve">FlaiX Expert · dossier de développement · généré le 2026-10-24 depuis le dépôt </w:t>
+      </w:r>
+      <w:hyperlink w:history="1" r:id="rIdkhvbdc0ftjcsapui_kjrl">
         <w:r>
           <w:rPr>
             <w:rStyle w:val="Hyperlink"/>
@@ -882,7 +882,7 @@
           <w:numId w:val="3"/>
         </w:numPr>
       </w:pPr>
-      <w:hyperlink w:history="1" r:id="rIdq5dfphed2fubz9fsqaje9">
+      <w:hyperlink w:history="1" r:id="rIdrqpj7vngvv9p5mnnrqcbe">
         <w:r>
           <w:rPr>
             <w:rStyle w:val="Hyperlink"/>
@@ -930,7 +930,7 @@
       <w:r>
         <w:t xml:space="preserve"> — créé — </w:t>
       </w:r>
-      <w:hyperlink w:history="1" r:id="rIddq8uobudozvimerx9o7ga">
+      <w:hyperlink w:history="1" r:id="rIduekaeeiufebuzekmlipsj">
         <w:r>
           <w:rPr>
             <w:rStyle w:val="Hyperlink"/>
@@ -967,7 +967,7 @@
       <w:r>
         <w:t xml:space="preserve"> — créé — </w:t>
       </w:r>
-      <w:hyperlink w:history="1" r:id="rIdkmb8taciqoffbeutneo4s">
+      <w:hyperlink w:history="1" r:id="rIdca8pwogu_nid8utha429l">
         <w:r>
           <w:rPr>
             <w:rStyle w:val="Hyperlink"/>
@@ -996,7 +996,7 @@
       <w:r>
         <w:t xml:space="preserve"> — créé — </w:t>
       </w:r>
-      <w:hyperlink w:history="1" r:id="rIdsjcunykq1vuqm-v379jub">
+      <w:hyperlink w:history="1" r:id="rIdwhvnwgq-r5xcltskes_gc">
         <w:r>
           <w:rPr>
             <w:rStyle w:val="Hyperlink"/>
@@ -1033,7 +1033,7 @@
       <w:r>
         <w:t xml:space="preserve"> — créé — </w:t>
       </w:r>
-      <w:hyperlink w:history="1" r:id="rIdx4bzfhpl7rzb0um5eyzsc">
+      <w:hyperlink w:history="1" r:id="rIdjsvotadpv38lly59cvwjz">
         <w:r>
           <w:rPr>
             <w:rStyle w:val="Hyperlink"/>
@@ -1062,7 +1062,7 @@
       <w:r>
         <w:t xml:space="preserve"> — modifié — </w:t>
       </w:r>
-      <w:hyperlink w:history="1" r:id="rId13fnxri1wl8c7xghwnvtk">
+      <w:hyperlink w:history="1" r:id="rIdoz4sdsaj6kyj31dkpc0e1">
         <w:r>
           <w:rPr>
             <w:rStyle w:val="Hyperlink"/>
@@ -1091,7 +1091,7 @@
       <w:r>
         <w:t xml:space="preserve"> — modifié — </w:t>
       </w:r>
-      <w:hyperlink w:history="1" r:id="rIdswau3fu84ly0x4xfzq14f">
+      <w:hyperlink w:history="1" r:id="rId8xokb_0kmf9qdhkpn8pae">
         <w:r>
           <w:rPr>
             <w:rStyle w:val="Hyperlink"/>
@@ -1128,7 +1128,7 @@
       <w:r>
         <w:t xml:space="preserve"> — créé — </w:t>
       </w:r>
-      <w:hyperlink w:history="1" r:id="rIdj-_vlr0rmjlt-rkiabixs">
+      <w:hyperlink w:history="1" r:id="rIdbqukukc5klzl0bowusadh">
         <w:r>
           <w:rPr>
             <w:rStyle w:val="Hyperlink"/>
@@ -1157,7 +1157,7 @@
       <w:r>
         <w:t xml:space="preserve"> — modifié — </w:t>
       </w:r>
-      <w:hyperlink w:history="1" r:id="rIdyzdciwvg2pa24mvac9w3z">
+      <w:hyperlink w:history="1" r:id="rIdeoc3eaaurt_73653zzz1p">
         <w:r>
           <w:rPr>
             <w:rStyle w:val="Hyperlink"/>
@@ -1186,7 +1186,7 @@
       <w:r>
         <w:t xml:space="preserve"> — modifié — </w:t>
       </w:r>
-      <w:hyperlink w:history="1" r:id="rIdutuy2ansp9liiglc1esy9">
+      <w:hyperlink w:history="1" r:id="rIdo8ohqxyckskc1cn8zqtps">
         <w:r>
           <w:rPr>
             <w:rStyle w:val="Hyperlink"/>
@@ -1215,7 +1215,7 @@
       <w:r>
         <w:t xml:space="preserve"> — modifié — </w:t>
       </w:r>
-      <w:hyperlink w:history="1" r:id="rIdbzztd06i4yloonvbglnxm">
+      <w:hyperlink w:history="1" r:id="rIdquk3jfam_4eg4qgjvy4no">
         <w:r>
           <w:rPr>
             <w:rStyle w:val="Hyperlink"/>
@@ -1244,7 +1244,7 @@
       <w:r>
         <w:t xml:space="preserve"> — modifié — </w:t>
       </w:r>
-      <w:hyperlink w:history="1" r:id="rId7xbr_hsuwihn44iysl9ae">
+      <w:hyperlink w:history="1" r:id="rIdt8cfwv70aap13l_jj38hw">
         <w:r>
           <w:rPr>
             <w:rStyle w:val="Hyperlink"/>
@@ -1281,7 +1281,7 @@
       <w:r>
         <w:t xml:space="preserve"> — modifié — </w:t>
       </w:r>
-      <w:hyperlink w:history="1" r:id="rIdjg0lmcmjjrjxliixwy8am">
+      <w:hyperlink w:history="1" r:id="rIdemsbc2xk49cz-6jdkz_rt">
         <w:r>
           <w:rPr>
             <w:rStyle w:val="Hyperlink"/>
@@ -1310,7 +1310,7 @@
       <w:r>
         <w:t xml:space="preserve"> — créé — </w:t>
       </w:r>
-      <w:hyperlink w:history="1" r:id="rIdh9hpbhqbg9iveljnhozrk">
+      <w:hyperlink w:history="1" r:id="rIdglw3lkmbongp7gfmrbpli">
         <w:r>
           <w:rPr>
             <w:rStyle w:val="Hyperlink"/>
@@ -1339,7 +1339,7 @@
       <w:r>
         <w:t xml:space="preserve"> — créé — </w:t>
       </w:r>
-      <w:hyperlink w:history="1" r:id="rIdydlmzelwwpexhlybnx4pl">
+      <w:hyperlink w:history="1" r:id="rIdlmyotv0mb8xswokmkkejx">
         <w:r>
           <w:rPr>
             <w:rStyle w:val="Hyperlink"/>
@@ -1368,7 +1368,7 @@
       <w:r>
         <w:t xml:space="preserve"> — modifié — </w:t>
       </w:r>
-      <w:hyperlink w:history="1" r:id="rIdept0csppxpqiti1kcnjuh">
+      <w:hyperlink w:history="1" r:id="rIdhwxyg-lmzwcwwbwhwsley">
         <w:r>
           <w:rPr>
             <w:rStyle w:val="Hyperlink"/>
@@ -1397,7 +1397,7 @@
       <w:r>
         <w:t xml:space="preserve"> — modifié — </w:t>
       </w:r>
-      <w:hyperlink w:history="1" r:id="rIdigbm9ydflry_dmj6lahhe">
+      <w:hyperlink w:history="1" r:id="rIdm-haabc2s82_a4rfjf3ft">
         <w:r>
           <w:rPr>
             <w:rStyle w:val="Hyperlink"/>
@@ -1426,7 +1426,7 @@
       <w:r>
         <w:t xml:space="preserve"> — modifié — </w:t>
       </w:r>
-      <w:hyperlink w:history="1" r:id="rIdhd4jfd56xhegsanmobtpn">
+      <w:hyperlink w:history="1" r:id="rIdlu-pqusnh_frku-y_exzx">
         <w:r>
           <w:rPr>
             <w:rStyle w:val="Hyperlink"/>
@@ -1455,7 +1455,7 @@
       <w:r>
         <w:t xml:space="preserve"> — modifié — </w:t>
       </w:r>
-      <w:hyperlink w:history="1" r:id="rIdblq9ut2qfb8f4hdmmebzu">
+      <w:hyperlink w:history="1" r:id="rId8csvx2ija_trw-ifbiodf">
         <w:r>
           <w:rPr>
             <w:rStyle w:val="Hyperlink"/>

--- a/docs/developpement/phases/word/PHASE_41_CENTRE_DALERTES_ET_RUPTURE_DE_STOCK_POUSSEE_SUR_LE_TELEPHONE.docx
+++ b/docs/developpement/phases/word/PHASE_41_CENTRE_DALERTES_ET_RUPTURE_DE_STOCK_POUSSEE_SUR_LE_TELEPHONE.docx
@@ -18,9 +18,9 @@
         <w:shd w:fill="F6F3FF" w:color="auto" w:val="clear"/>
       </w:pPr>
       <w:r>
-        <w:t xml:space="preserve">FlaiX Expert · dossier de développement · généré le 2026-10-24 depuis le dépôt </w:t>
-      </w:r>
-      <w:hyperlink w:history="1" r:id="rIdkhvbdc0ftjcsapui_kjrl">
+        <w:t xml:space="preserve">FlaiX Expert · dossier de développement · généré le 2026-10-25 depuis le dépôt </w:t>
+      </w:r>
+      <w:hyperlink w:history="1" r:id="rIdsvonm8luylescwzmzwk-3">
         <w:r>
           <w:rPr>
             <w:rStyle w:val="Hyperlink"/>
@@ -882,7 +882,7 @@
           <w:numId w:val="3"/>
         </w:numPr>
       </w:pPr>
-      <w:hyperlink w:history="1" r:id="rIdrqpj7vngvv9p5mnnrqcbe">
+      <w:hyperlink w:history="1" r:id="rIdrvxgvpwgofsgpti6nq5e-">
         <w:r>
           <w:rPr>
             <w:rStyle w:val="Hyperlink"/>
@@ -930,7 +930,7 @@
       <w:r>
         <w:t xml:space="preserve"> — créé — </w:t>
       </w:r>
-      <w:hyperlink w:history="1" r:id="rIduekaeeiufebuzekmlipsj">
+      <w:hyperlink w:history="1" r:id="rIdc3ak_7450af-6oq4mvfvj">
         <w:r>
           <w:rPr>
             <w:rStyle w:val="Hyperlink"/>
@@ -967,7 +967,7 @@
       <w:r>
         <w:t xml:space="preserve"> — créé — </w:t>
       </w:r>
-      <w:hyperlink w:history="1" r:id="rIdca8pwogu_nid8utha429l">
+      <w:hyperlink w:history="1" r:id="rIdrh56dak42d2n5lszfeyth">
         <w:r>
           <w:rPr>
             <w:rStyle w:val="Hyperlink"/>
@@ -996,7 +996,7 @@
       <w:r>
         <w:t xml:space="preserve"> — créé — </w:t>
       </w:r>
-      <w:hyperlink w:history="1" r:id="rIdwhvnwgq-r5xcltskes_gc">
+      <w:hyperlink w:history="1" r:id="rId8wf6acd3bisva35u5wtjm">
         <w:r>
           <w:rPr>
             <w:rStyle w:val="Hyperlink"/>
@@ -1033,7 +1033,7 @@
       <w:r>
         <w:t xml:space="preserve"> — créé — </w:t>
       </w:r>
-      <w:hyperlink w:history="1" r:id="rIdjsvotadpv38lly59cvwjz">
+      <w:hyperlink w:history="1" r:id="rIdcewg51mp-sxgv9ufjebub">
         <w:r>
           <w:rPr>
             <w:rStyle w:val="Hyperlink"/>
@@ -1062,7 +1062,7 @@
       <w:r>
         <w:t xml:space="preserve"> — modifié — </w:t>
       </w:r>
-      <w:hyperlink w:history="1" r:id="rIdoz4sdsaj6kyj31dkpc0e1">
+      <w:hyperlink w:history="1" r:id="rIde-tg3at4nqtxsaqkxucyq">
         <w:r>
           <w:rPr>
             <w:rStyle w:val="Hyperlink"/>
@@ -1091,7 +1091,7 @@
       <w:r>
         <w:t xml:space="preserve"> — modifié — </w:t>
       </w:r>
-      <w:hyperlink w:history="1" r:id="rId8xokb_0kmf9qdhkpn8pae">
+      <w:hyperlink w:history="1" r:id="rIdxkj4skhzl_9j-ftx1bs7k">
         <w:r>
           <w:rPr>
             <w:rStyle w:val="Hyperlink"/>
@@ -1128,7 +1128,7 @@
       <w:r>
         <w:t xml:space="preserve"> — créé — </w:t>
       </w:r>
-      <w:hyperlink w:history="1" r:id="rIdbqukukc5klzl0bowusadh">
+      <w:hyperlink w:history="1" r:id="rIdkbgy03mnkxx2h6xbzjykp">
         <w:r>
           <w:rPr>
             <w:rStyle w:val="Hyperlink"/>
@@ -1157,7 +1157,7 @@
       <w:r>
         <w:t xml:space="preserve"> — modifié — </w:t>
       </w:r>
-      <w:hyperlink w:history="1" r:id="rIdeoc3eaaurt_73653zzz1p">
+      <w:hyperlink w:history="1" r:id="rIdxr2re-wsgbkrv0mubssfy">
         <w:r>
           <w:rPr>
             <w:rStyle w:val="Hyperlink"/>
@@ -1186,7 +1186,7 @@
       <w:r>
         <w:t xml:space="preserve"> — modifié — </w:t>
       </w:r>
-      <w:hyperlink w:history="1" r:id="rIdo8ohqxyckskc1cn8zqtps">
+      <w:hyperlink w:history="1" r:id="rId1cf7zadfkf3ghzxwxsmtd">
         <w:r>
           <w:rPr>
             <w:rStyle w:val="Hyperlink"/>
@@ -1215,7 +1215,7 @@
       <w:r>
         <w:t xml:space="preserve"> — modifié — </w:t>
       </w:r>
-      <w:hyperlink w:history="1" r:id="rIdquk3jfam_4eg4qgjvy4no">
+      <w:hyperlink w:history="1" r:id="rIds2kdqssnjy6zszgq2wbyg">
         <w:r>
           <w:rPr>
             <w:rStyle w:val="Hyperlink"/>
@@ -1244,7 +1244,7 @@
       <w:r>
         <w:t xml:space="preserve"> — modifié — </w:t>
       </w:r>
-      <w:hyperlink w:history="1" r:id="rIdt8cfwv70aap13l_jj38hw">
+      <w:hyperlink w:history="1" r:id="rIdxvh6xtotwvs9wl0mkcsxb">
         <w:r>
           <w:rPr>
             <w:rStyle w:val="Hyperlink"/>
@@ -1281,7 +1281,7 @@
       <w:r>
         <w:t xml:space="preserve"> — modifié — </w:t>
       </w:r>
-      <w:hyperlink w:history="1" r:id="rIdemsbc2xk49cz-6jdkz_rt">
+      <w:hyperlink w:history="1" r:id="rIdmviqdjwhz5krclrgzkp9f">
         <w:r>
           <w:rPr>
             <w:rStyle w:val="Hyperlink"/>
@@ -1310,7 +1310,7 @@
       <w:r>
         <w:t xml:space="preserve"> — créé — </w:t>
       </w:r>
-      <w:hyperlink w:history="1" r:id="rIdglw3lkmbongp7gfmrbpli">
+      <w:hyperlink w:history="1" r:id="rIdyjfcc6tj-pdug2k10rpmb">
         <w:r>
           <w:rPr>
             <w:rStyle w:val="Hyperlink"/>
@@ -1339,7 +1339,7 @@
       <w:r>
         <w:t xml:space="preserve"> — créé — </w:t>
       </w:r>
-      <w:hyperlink w:history="1" r:id="rIdlmyotv0mb8xswokmkkejx">
+      <w:hyperlink w:history="1" r:id="rIdh5p-11crnuldiynfc8i6q">
         <w:r>
           <w:rPr>
             <w:rStyle w:val="Hyperlink"/>
@@ -1368,7 +1368,7 @@
       <w:r>
         <w:t xml:space="preserve"> — modifié — </w:t>
       </w:r>
-      <w:hyperlink w:history="1" r:id="rIdhwxyg-lmzwcwwbwhwsley">
+      <w:hyperlink w:history="1" r:id="rId_szfpvamtpx0_2biagc2g">
         <w:r>
           <w:rPr>
             <w:rStyle w:val="Hyperlink"/>
@@ -1397,7 +1397,7 @@
       <w:r>
         <w:t xml:space="preserve"> — modifié — </w:t>
       </w:r>
-      <w:hyperlink w:history="1" r:id="rIdm-haabc2s82_a4rfjf3ft">
+      <w:hyperlink w:history="1" r:id="rIdfdjdazmovdqjqemeitbyx">
         <w:r>
           <w:rPr>
             <w:rStyle w:val="Hyperlink"/>
@@ -1426,7 +1426,7 @@
       <w:r>
         <w:t xml:space="preserve"> — modifié — </w:t>
       </w:r>
-      <w:hyperlink w:history="1" r:id="rIdlu-pqusnh_frku-y_exzx">
+      <w:hyperlink w:history="1" r:id="rIdpkjxq4_1gle-7jajlijym">
         <w:r>
           <w:rPr>
             <w:rStyle w:val="Hyperlink"/>
@@ -1455,7 +1455,7 @@
       <w:r>
         <w:t xml:space="preserve"> — modifié — </w:t>
       </w:r>
-      <w:hyperlink w:history="1" r:id="rId8csvx2ija_trw-ifbiodf">
+      <w:hyperlink w:history="1" r:id="rIdlxkxuvuoqm5zjafovnaqi">
         <w:r>
           <w:rPr>
             <w:rStyle w:val="Hyperlink"/>

--- a/docs/developpement/phases/word/PHASE_41_CENTRE_DALERTES_ET_RUPTURE_DE_STOCK_POUSSEE_SUR_LE_TELEPHONE.docx
+++ b/docs/developpement/phases/word/PHASE_41_CENTRE_DALERTES_ET_RUPTURE_DE_STOCK_POUSSEE_SUR_LE_TELEPHONE.docx
@@ -20,7 +20,7 @@
       <w:r>
         <w:t xml:space="preserve">FlaiX Expert · dossier de développement · généré le 2026-10-25 depuis le dépôt </w:t>
       </w:r>
-      <w:hyperlink w:history="1" r:id="rIdsvonm8luylescwzmzwk-3">
+      <w:hyperlink w:history="1" r:id="rIdcacpqgooeygv_m-f5gil6">
         <w:r>
           <w:rPr>
             <w:rStyle w:val="Hyperlink"/>
@@ -882,7 +882,7 @@
           <w:numId w:val="3"/>
         </w:numPr>
       </w:pPr>
-      <w:hyperlink w:history="1" r:id="rIdrvxgvpwgofsgpti6nq5e-">
+      <w:hyperlink w:history="1" r:id="rIdlius5p1lzehi7smr5e4gw">
         <w:r>
           <w:rPr>
             <w:rStyle w:val="Hyperlink"/>
@@ -930,7 +930,7 @@
       <w:r>
         <w:t xml:space="preserve"> — créé — </w:t>
       </w:r>
-      <w:hyperlink w:history="1" r:id="rIdc3ak_7450af-6oq4mvfvj">
+      <w:hyperlink w:history="1" r:id="rIdcidvlyprxghlnqctte-ry">
         <w:r>
           <w:rPr>
             <w:rStyle w:val="Hyperlink"/>
@@ -967,7 +967,7 @@
       <w:r>
         <w:t xml:space="preserve"> — créé — </w:t>
       </w:r>
-      <w:hyperlink w:history="1" r:id="rIdrh56dak42d2n5lszfeyth">
+      <w:hyperlink w:history="1" r:id="rIdxchqouihdaub235yajlrc">
         <w:r>
           <w:rPr>
             <w:rStyle w:val="Hyperlink"/>
@@ -996,7 +996,7 @@
       <w:r>
         <w:t xml:space="preserve"> — créé — </w:t>
       </w:r>
-      <w:hyperlink w:history="1" r:id="rId8wf6acd3bisva35u5wtjm">
+      <w:hyperlink w:history="1" r:id="rId9fdyepfbajxkcvny-a74s">
         <w:r>
           <w:rPr>
             <w:rStyle w:val="Hyperlink"/>
@@ -1033,7 +1033,7 @@
       <w:r>
         <w:t xml:space="preserve"> — créé — </w:t>
       </w:r>
-      <w:hyperlink w:history="1" r:id="rIdcewg51mp-sxgv9ufjebub">
+      <w:hyperlink w:history="1" r:id="rIdm1cymsguac8_b0home6tk">
         <w:r>
           <w:rPr>
             <w:rStyle w:val="Hyperlink"/>
@@ -1062,7 +1062,7 @@
       <w:r>
         <w:t xml:space="preserve"> — modifié — </w:t>
       </w:r>
-      <w:hyperlink w:history="1" r:id="rIde-tg3at4nqtxsaqkxucyq">
+      <w:hyperlink w:history="1" r:id="rIdokifwpapkwblpjakuxxlw">
         <w:r>
           <w:rPr>
             <w:rStyle w:val="Hyperlink"/>
@@ -1091,7 +1091,7 @@
       <w:r>
         <w:t xml:space="preserve"> — modifié — </w:t>
       </w:r>
-      <w:hyperlink w:history="1" r:id="rIdxkj4skhzl_9j-ftx1bs7k">
+      <w:hyperlink w:history="1" r:id="rIdvzwqpooi7ob8yjp1kxcvq">
         <w:r>
           <w:rPr>
             <w:rStyle w:val="Hyperlink"/>
@@ -1128,7 +1128,7 @@
       <w:r>
         <w:t xml:space="preserve"> — créé — </w:t>
       </w:r>
-      <w:hyperlink w:history="1" r:id="rIdkbgy03mnkxx2h6xbzjykp">
+      <w:hyperlink w:history="1" r:id="rIdwfbo6l-bjrvnkj1cvqms6">
         <w:r>
           <w:rPr>
             <w:rStyle w:val="Hyperlink"/>
@@ -1157,7 +1157,7 @@
       <w:r>
         <w:t xml:space="preserve"> — modifié — </w:t>
       </w:r>
-      <w:hyperlink w:history="1" r:id="rIdxr2re-wsgbkrv0mubssfy">
+      <w:hyperlink w:history="1" r:id="rIdurn2jr8kvalovpqovwy4e">
         <w:r>
           <w:rPr>
             <w:rStyle w:val="Hyperlink"/>
@@ -1186,7 +1186,7 @@
       <w:r>
         <w:t xml:space="preserve"> — modifié — </w:t>
       </w:r>
-      <w:hyperlink w:history="1" r:id="rId1cf7zadfkf3ghzxwxsmtd">
+      <w:hyperlink w:history="1" r:id="rIdc6auvqrkokghrn1jtduqa">
         <w:r>
           <w:rPr>
             <w:rStyle w:val="Hyperlink"/>
@@ -1215,7 +1215,7 @@
       <w:r>
         <w:t xml:space="preserve"> — modifié — </w:t>
       </w:r>
-      <w:hyperlink w:history="1" r:id="rIds2kdqssnjy6zszgq2wbyg">
+      <w:hyperlink w:history="1" r:id="rId_6mpfxmdrlr_jsrqemufm">
         <w:r>
           <w:rPr>
             <w:rStyle w:val="Hyperlink"/>
@@ -1244,7 +1244,7 @@
       <w:r>
         <w:t xml:space="preserve"> — modifié — </w:t>
       </w:r>
-      <w:hyperlink w:history="1" r:id="rIdxvh6xtotwvs9wl0mkcsxb">
+      <w:hyperlink w:history="1" r:id="rIdksatvwdncfnuuc6qoqkik">
         <w:r>
           <w:rPr>
             <w:rStyle w:val="Hyperlink"/>
@@ -1281,7 +1281,7 @@
       <w:r>
         <w:t xml:space="preserve"> — modifié — </w:t>
       </w:r>
-      <w:hyperlink w:history="1" r:id="rIdmviqdjwhz5krclrgzkp9f">
+      <w:hyperlink w:history="1" r:id="rIdp2gowykghjq4vbd6kowza">
         <w:r>
           <w:rPr>
             <w:rStyle w:val="Hyperlink"/>
@@ -1310,7 +1310,7 @@
       <w:r>
         <w:t xml:space="preserve"> — créé — </w:t>
       </w:r>
-      <w:hyperlink w:history="1" r:id="rIdyjfcc6tj-pdug2k10rpmb">
+      <w:hyperlink w:history="1" r:id="rIdxusvmqbdxf_irwkv6psxt">
         <w:r>
           <w:rPr>
             <w:rStyle w:val="Hyperlink"/>
@@ -1339,7 +1339,7 @@
       <w:r>
         <w:t xml:space="preserve"> — créé — </w:t>
       </w:r>
-      <w:hyperlink w:history="1" r:id="rIdh5p-11crnuldiynfc8i6q">
+      <w:hyperlink w:history="1" r:id="rIdrktmyeqwvfwmp8dgr727h">
         <w:r>
           <w:rPr>
             <w:rStyle w:val="Hyperlink"/>
@@ -1368,7 +1368,7 @@
       <w:r>
         <w:t xml:space="preserve"> — modifié — </w:t>
       </w:r>
-      <w:hyperlink w:history="1" r:id="rId_szfpvamtpx0_2biagc2g">
+      <w:hyperlink w:history="1" r:id="rId9ki6twgikkcswkencijlk">
         <w:r>
           <w:rPr>
             <w:rStyle w:val="Hyperlink"/>
@@ -1397,7 +1397,7 @@
       <w:r>
         <w:t xml:space="preserve"> — modifié — </w:t>
       </w:r>
-      <w:hyperlink w:history="1" r:id="rIdfdjdazmovdqjqemeitbyx">
+      <w:hyperlink w:history="1" r:id="rIdepik8dcweexknfu2t-slm">
         <w:r>
           <w:rPr>
             <w:rStyle w:val="Hyperlink"/>
@@ -1426,7 +1426,7 @@
       <w:r>
         <w:t xml:space="preserve"> — modifié — </w:t>
       </w:r>
-      <w:hyperlink w:history="1" r:id="rIdpkjxq4_1gle-7jajlijym">
+      <w:hyperlink w:history="1" r:id="rIdkb5jl-cgipcgdk-mrphye">
         <w:r>
           <w:rPr>
             <w:rStyle w:val="Hyperlink"/>
@@ -1455,7 +1455,7 @@
       <w:r>
         <w:t xml:space="preserve"> — modifié — </w:t>
       </w:r>
-      <w:hyperlink w:history="1" r:id="rIdlxkxuvuoqm5zjafovnaqi">
+      <w:hyperlink w:history="1" r:id="rIdhwcf-4jh3soufhvm2cu4b">
         <w:r>
           <w:rPr>
             <w:rStyle w:val="Hyperlink"/>

--- a/docs/developpement/phases/word/PHASE_41_CENTRE_DALERTES_ET_RUPTURE_DE_STOCK_POUSSEE_SUR_LE_TELEPHONE.docx
+++ b/docs/developpement/phases/word/PHASE_41_CENTRE_DALERTES_ET_RUPTURE_DE_STOCK_POUSSEE_SUR_LE_TELEPHONE.docx
@@ -20,7 +20,7 @@
       <w:r>
         <w:t xml:space="preserve">FlaiX Expert · dossier de développement · généré le 2026-10-25 depuis le dépôt </w:t>
       </w:r>
-      <w:hyperlink w:history="1" r:id="rIdcacpqgooeygv_m-f5gil6">
+      <w:hyperlink w:history="1" r:id="rIdtlqu_7h9t8_pqosjqnsnu">
         <w:r>
           <w:rPr>
             <w:rStyle w:val="Hyperlink"/>
@@ -882,7 +882,7 @@
           <w:numId w:val="3"/>
         </w:numPr>
       </w:pPr>
-      <w:hyperlink w:history="1" r:id="rIdlius5p1lzehi7smr5e4gw">
+      <w:hyperlink w:history="1" r:id="rIdwju1qvc0fp2bd_m66agog">
         <w:r>
           <w:rPr>
             <w:rStyle w:val="Hyperlink"/>
@@ -930,7 +930,7 @@
       <w:r>
         <w:t xml:space="preserve"> — créé — </w:t>
       </w:r>
-      <w:hyperlink w:history="1" r:id="rIdcidvlyprxghlnqctte-ry">
+      <w:hyperlink w:history="1" r:id="rId8bpiuafyrml34pjrue_ga">
         <w:r>
           <w:rPr>
             <w:rStyle w:val="Hyperlink"/>
@@ -967,7 +967,7 @@
       <w:r>
         <w:t xml:space="preserve"> — créé — </w:t>
       </w:r>
-      <w:hyperlink w:history="1" r:id="rIdxchqouihdaub235yajlrc">
+      <w:hyperlink w:history="1" r:id="rIdvphkxhhzlzwzvijsb_u6l">
         <w:r>
           <w:rPr>
             <w:rStyle w:val="Hyperlink"/>
@@ -996,7 +996,7 @@
       <w:r>
         <w:t xml:space="preserve"> — créé — </w:t>
       </w:r>
-      <w:hyperlink w:history="1" r:id="rId9fdyepfbajxkcvny-a74s">
+      <w:hyperlink w:history="1" r:id="rIdmh4jbyw2lpxb6nakznija">
         <w:r>
           <w:rPr>
             <w:rStyle w:val="Hyperlink"/>
@@ -1033,7 +1033,7 @@
       <w:r>
         <w:t xml:space="preserve"> — créé — </w:t>
       </w:r>
-      <w:hyperlink w:history="1" r:id="rIdm1cymsguac8_b0home6tk">
+      <w:hyperlink w:history="1" r:id="rIdlzct3gbrbmm5l9_wogyqq">
         <w:r>
           <w:rPr>
             <w:rStyle w:val="Hyperlink"/>
@@ -1062,7 +1062,7 @@
       <w:r>
         <w:t xml:space="preserve"> — modifié — </w:t>
       </w:r>
-      <w:hyperlink w:history="1" r:id="rIdokifwpapkwblpjakuxxlw">
+      <w:hyperlink w:history="1" r:id="rIdotudgxvhthayoprtbuuku">
         <w:r>
           <w:rPr>
             <w:rStyle w:val="Hyperlink"/>
@@ -1091,7 +1091,7 @@
       <w:r>
         <w:t xml:space="preserve"> — modifié — </w:t>
       </w:r>
-      <w:hyperlink w:history="1" r:id="rIdvzwqpooi7ob8yjp1kxcvq">
+      <w:hyperlink w:history="1" r:id="rIdvncioaksof4miy0ihanu2">
         <w:r>
           <w:rPr>
             <w:rStyle w:val="Hyperlink"/>
@@ -1128,7 +1128,7 @@
       <w:r>
         <w:t xml:space="preserve"> — créé — </w:t>
       </w:r>
-      <w:hyperlink w:history="1" r:id="rIdwfbo6l-bjrvnkj1cvqms6">
+      <w:hyperlink w:history="1" r:id="rId5i6uxi-kac_30sy86yu0a">
         <w:r>
           <w:rPr>
             <w:rStyle w:val="Hyperlink"/>
@@ -1157,7 +1157,7 @@
       <w:r>
         <w:t xml:space="preserve"> — modifié — </w:t>
       </w:r>
-      <w:hyperlink w:history="1" r:id="rIdurn2jr8kvalovpqovwy4e">
+      <w:hyperlink w:history="1" r:id="rIdy_s8pbi0_yr_nriawdoi1">
         <w:r>
           <w:rPr>
             <w:rStyle w:val="Hyperlink"/>
@@ -1186,7 +1186,7 @@
       <w:r>
         <w:t xml:space="preserve"> — modifié — </w:t>
       </w:r>
-      <w:hyperlink w:history="1" r:id="rIdc6auvqrkokghrn1jtduqa">
+      <w:hyperlink w:history="1" r:id="rId3o-fahzvw5tyuwt90y5rf">
         <w:r>
           <w:rPr>
             <w:rStyle w:val="Hyperlink"/>
@@ -1215,7 +1215,7 @@
       <w:r>
         <w:t xml:space="preserve"> — modifié — </w:t>
       </w:r>
-      <w:hyperlink w:history="1" r:id="rId_6mpfxmdrlr_jsrqemufm">
+      <w:hyperlink w:history="1" r:id="rIdkzch328ugtihytrgm20wq">
         <w:r>
           <w:rPr>
             <w:rStyle w:val="Hyperlink"/>
@@ -1244,7 +1244,7 @@
       <w:r>
         <w:t xml:space="preserve"> — modifié — </w:t>
       </w:r>
-      <w:hyperlink w:history="1" r:id="rIdksatvwdncfnuuc6qoqkik">
+      <w:hyperlink w:history="1" r:id="rIdedtmtsuz8l33jtoueogs1">
         <w:r>
           <w:rPr>
             <w:rStyle w:val="Hyperlink"/>
@@ -1281,7 +1281,7 @@
       <w:r>
         <w:t xml:space="preserve"> — modifié — </w:t>
       </w:r>
-      <w:hyperlink w:history="1" r:id="rIdp2gowykghjq4vbd6kowza">
+      <w:hyperlink w:history="1" r:id="rId5bk6gtjr3vlnxhzyetxe1">
         <w:r>
           <w:rPr>
             <w:rStyle w:val="Hyperlink"/>
@@ -1310,7 +1310,7 @@
       <w:r>
         <w:t xml:space="preserve"> — créé — </w:t>
       </w:r>
-      <w:hyperlink w:history="1" r:id="rIdxusvmqbdxf_irwkv6psxt">
+      <w:hyperlink w:history="1" r:id="rIdw_bdukbilnqjhj0cr809_">
         <w:r>
           <w:rPr>
             <w:rStyle w:val="Hyperlink"/>
@@ -1339,7 +1339,7 @@
       <w:r>
         <w:t xml:space="preserve"> — créé — </w:t>
       </w:r>
-      <w:hyperlink w:history="1" r:id="rIdrktmyeqwvfwmp8dgr727h">
+      <w:hyperlink w:history="1" r:id="rId_wxe_-9ixnhrqibt7scfd">
         <w:r>
           <w:rPr>
             <w:rStyle w:val="Hyperlink"/>
@@ -1368,7 +1368,7 @@
       <w:r>
         <w:t xml:space="preserve"> — modifié — </w:t>
       </w:r>
-      <w:hyperlink w:history="1" r:id="rId9ki6twgikkcswkencijlk">
+      <w:hyperlink w:history="1" r:id="rIdiqzqkdkg2w8aggk41cyk8">
         <w:r>
           <w:rPr>
             <w:rStyle w:val="Hyperlink"/>
@@ -1397,7 +1397,7 @@
       <w:r>
         <w:t xml:space="preserve"> — modifié — </w:t>
       </w:r>
-      <w:hyperlink w:history="1" r:id="rIdepik8dcweexknfu2t-slm">
+      <w:hyperlink w:history="1" r:id="rIdud5ckxot__i85gor-kpvr">
         <w:r>
           <w:rPr>
             <w:rStyle w:val="Hyperlink"/>
@@ -1426,7 +1426,7 @@
       <w:r>
         <w:t xml:space="preserve"> — modifié — </w:t>
       </w:r>
-      <w:hyperlink w:history="1" r:id="rIdkb5jl-cgipcgdk-mrphye">
+      <w:hyperlink w:history="1" r:id="rIdzcgz5t7c-apadyjeacvmy">
         <w:r>
           <w:rPr>
             <w:rStyle w:val="Hyperlink"/>
@@ -1455,7 +1455,7 @@
       <w:r>
         <w:t xml:space="preserve"> — modifié — </w:t>
       </w:r>
-      <w:hyperlink w:history="1" r:id="rIdhwcf-4jh3soufhvm2cu4b">
+      <w:hyperlink w:history="1" r:id="rId0bm4jbp_qvbvcvr3tx1vn">
         <w:r>
           <w:rPr>
             <w:rStyle w:val="Hyperlink"/>
